--- a/07_bnpl_credit_file/paper/main.docx
+++ b/07_bnpl_credit_file/paper/main.docx
@@ -7373,13 +7373,7 @@
         <w:t xml:space="preserve"> </w:t>
       </w:r>
       <w:r>
-        <w:t xml:space="preserve">di Maggio, M., Williams, E., Katz, J., 2022. Buy</w:t>
-      </w:r>
-      <w:r>
-        <w:t xml:space="preserve"> </w:t>
-      </w:r>
-      <w:r>
-        <w:t xml:space="preserve">now, pay later and financial fragility. NBER Working Paper 30508.</w:t>
+        <w:t xml:space="preserve">di Maggio, M., Williams, E., Katz, J., 2022. Buy now, pay later credit: user characteristics and effects on spending patterns. NBER Working Paper 30508.</w:t>
       </w:r>
       <w:r>
         <w:t xml:space="preserve"> </w:t>
